--- a/交付成果/第4轮朗读优化版/朗读优化8周版/读书会08_四圣谛（一）——苦与集_8周资料包（朗读优化版）/Word版/00_主持人总指南.docx
+++ b/交付成果/第4轮朗读优化版/朗读优化8周版/读书会08_四圣谛（一）——苦与集_8周资料包（朗读优化版）/Word版/00_主持人总指南.docx
@@ -4,157 +4,167 @@
   <w:body>
     <w:p>
       <w:pPr>
-        <w:spacing w:before="160" w:after="80"/>
+        <w:jc w:val="right"/>
       </w:pPr>
       <w:r>
         <w:rPr>
-          <w:rFonts w:ascii="Microsoft YaHei" w:hAnsi="Microsoft YaHei" w:eastAsia="Microsoft YaHei"/>
+          <w:color w:val="888888"/>
+          <w:sz w:val="16"/>
+        </w:rPr>
+        <w:t>📅 最近更新：2026-09-23 23:55　|　第三版修订：学员版清理、元数据核错（8周版保留原6环节120分钟口径）</w:t>
+      </w:r>
+    </w:p>
+    <w:p>
+      <w:pPr>
+        <w:jc w:val="center"/>
+      </w:pPr>
+      <w:r>
+        <w:rPr>
           <w:b/>
           <w:color w:val="1F3864"/>
-          <w:sz w:val="34"/>
+          <w:sz w:val="36"/>
         </w:rPr>
         <w:t>🧭 四圣谛（一）——苦与集 · 主持人总指南（读书会08）</w:t>
       </w:r>
     </w:p>
     <w:p>
       <w:pPr>
-        <w:spacing w:before="40" w:after="80"/>
-        <w:ind w:left="283"/>
-        <w:shd w:val="clear" w:color="auto" w:fill="EEF2F8"/>
+        <w:ind w:left="170"/>
         <w:pBdr>
-          <w:left w:val="single" w:sz="20" w:space="6" w:color="1F3864"/>
+          <w:left w:val="single" w:sz="18" w:space="4" w:color="1F3864"/>
         </w:pBdr>
+        <w:shd w:val="clear" w:fill="F2F5FA"/>
       </w:pPr>
       <w:r>
         <w:rPr>
           <w:b/>
-          <w:sz w:val="20"/>
         </w:rPr>
         <w:t>读书会08：四圣谛（一）——苦与集（通用）</w:t>
       </w:r>
+    </w:p>
+    <w:p>
+      <w:pPr>
+        <w:ind w:left="170"/>
+        <w:pBdr>
+          <w:left w:val="single" w:sz="18" w:space="4" w:color="1F3864"/>
+        </w:pBdr>
+        <w:shd w:val="clear" w:fill="F2F5FA"/>
+      </w:pPr>
       <w:r>
         <w:rPr>
-          <w:sz w:val="20"/>
+          <w:b w:val="0"/>
         </w:rPr>
-        <w:t xml:space="preserve"> 基于知识库「古源尊者开示及上座部佛教资料」整理 适合：10人左右 · 每周1次 × 2小时 × 共8周 · 主持人零基础可带 ✅ </w:t>
+        <w:t>基于知识库「古源尊者开示及上座部佛教资料」整理</w:t>
+      </w:r>
+    </w:p>
+    <w:p>
+      <w:pPr>
+        <w:ind w:left="170"/>
+        <w:pBdr>
+          <w:left w:val="single" w:sz="18" w:space="4" w:color="1F3864"/>
+        </w:pBdr>
+        <w:shd w:val="clear" w:fill="F2F5FA"/>
+      </w:pPr>
+      <w:r>
+        <w:rPr>
+          <w:b w:val="0"/>
+        </w:rPr>
+        <w:t>适合：10人左右 · 每周1次 × 2小时 × 共8周 · 主持人零基础可带</w:t>
+      </w:r>
+    </w:p>
+    <w:p>
+      <w:pPr>
+        <w:ind w:left="170"/>
+        <w:pBdr>
+          <w:left w:val="single" w:sz="18" w:space="4" w:color="1F3864"/>
+        </w:pBdr>
+        <w:shd w:val="clear" w:fill="F2F5FA"/>
+      </w:pPr>
+      <w:r>
+        <w:rPr>
+          <w:b w:val="0"/>
+        </w:rPr>
+        <w:t xml:space="preserve">✅ </w:t>
       </w:r>
       <w:r>
         <w:rPr>
           <w:b/>
-          <w:sz w:val="20"/>
         </w:rPr>
         <w:t>全部原文文字已直接呈现在本资料包中（含《原文全集》），使用过程中无需再去查知识库</w:t>
       </w:r>
     </w:p>
     <w:p>
-      <w:pPr>
-        <w:spacing w:before="160" w:after="80"/>
-      </w:pPr>
       <w:r>
         <w:rPr>
-          <w:rFonts w:ascii="Microsoft YaHei" w:hAnsi="Microsoft YaHei" w:eastAsia="Microsoft YaHei"/>
           <w:b/>
           <w:color w:val="1F3864"/>
-          <w:sz w:val="28"/>
+          <w:sz w:val="26"/>
         </w:rPr>
         <w:t>一、你不是老师，是"共学同行者"</w:t>
       </w:r>
     </w:p>
     <w:p>
       <w:pPr>
-        <w:ind w:left="340"/>
+        <w:pStyle w:val="ListBullet"/>
       </w:pPr>
       <w:r>
         <w:rPr>
-          <w:color w:val="1F3864"/>
-          <w:sz w:val="21"/>
-        </w:rPr>
-        <w:t xml:space="preserve">• </w:t>
-      </w:r>
-      <w:r>
-        <w:rPr>
-          <w:sz w:val="21"/>
+          <w:b w:val="0"/>
         </w:rPr>
         <w:t>本读书会的每一讲都可以换新主持人；主持人自己也是新人，</w:t>
       </w:r>
       <w:r>
         <w:rPr>
           <w:b/>
-          <w:sz w:val="21"/>
         </w:rPr>
         <w:t>不需要懂阿毗达摩、不需要解释法义</w:t>
       </w:r>
       <w:r>
         <w:rPr>
-          <w:sz w:val="21"/>
+          <w:b w:val="0"/>
         </w:rPr>
         <w:t>。</w:t>
       </w:r>
     </w:p>
     <w:p>
       <w:pPr>
-        <w:ind w:left="340"/>
+        <w:pStyle w:val="ListBullet"/>
       </w:pPr>
       <w:r>
         <w:rPr>
-          <w:color w:val="1F3864"/>
-          <w:sz w:val="21"/>
-        </w:rPr>
-        <w:t xml:space="preserve">• </w:t>
-      </w:r>
-      <w:r>
-        <w:rPr>
-          <w:sz w:val="21"/>
+          <w:b w:val="0"/>
         </w:rPr>
         <w:t>你的全部职责：按流程推进、让大家轮流读原文、确保每个人都被听见、时间到了就推进、最后一起回向。</w:t>
       </w:r>
     </w:p>
     <w:p>
       <w:pPr>
-        <w:ind w:left="340"/>
+        <w:pStyle w:val="ListBullet"/>
       </w:pPr>
       <w:r>
         <w:rPr>
-          <w:color w:val="1F3864"/>
-          <w:sz w:val="21"/>
-        </w:rPr>
-        <w:t xml:space="preserve">• </w:t>
-      </w:r>
-      <w:r>
-        <w:rPr>
-          <w:sz w:val="21"/>
+          <w:b w:val="0"/>
         </w:rPr>
         <w:t>有人问"这个词什么意思"——标准答案："我们跟着原文读，读几周自然就熟了。"</w:t>
       </w:r>
     </w:p>
     <w:p>
       <w:pPr>
-        <w:ind w:left="340"/>
+        <w:pStyle w:val="ListBullet"/>
       </w:pPr>
       <w:r>
         <w:rPr>
-          <w:color w:val="1F3864"/>
-          <w:sz w:val="21"/>
-        </w:rPr>
-        <w:t xml:space="preserve">• </w:t>
-      </w:r>
-      <w:r>
-        <w:rPr>
-          <w:sz w:val="21"/>
+          <w:b w:val="0"/>
         </w:rPr>
         <w:t>有人问"正确答案是什么"——标准答案："先听听大家的看法。"原文说了什么，比"谁说得对"重要。</w:t>
       </w:r>
     </w:p>
     <w:p>
-      <w:pPr>
-        <w:spacing w:before="160" w:after="80"/>
-      </w:pPr>
       <w:r>
         <w:rPr>
-          <w:rFonts w:ascii="Microsoft YaHei" w:hAnsi="Microsoft YaHei" w:eastAsia="Microsoft YaHei"/>
           <w:b/>
           <w:color w:val="1F3864"/>
-          <w:sz w:val="28"/>
+          <w:sz w:val="26"/>
         </w:rPr>
         <w:t>二、120分钟标准流程（每周相同）</w:t>
       </w:r>
@@ -163,7 +173,6 @@
       <w:tblPr>
         <w:tblStyle w:val="TableGrid"/>
         <w:tblW w:type="auto" w:w="0"/>
-        <w:jc w:val="center"/>
         <w:tblLook w:firstColumn="1" w:firstRow="1" w:lastColumn="0" w:lastRow="0" w:noHBand="0" w:noVBand="1" w:val="04A0"/>
       </w:tblPr>
       <w:tblGrid>
@@ -175,17 +184,20 @@
         <w:tc>
           <w:tcPr>
             <w:tcW w:type="dxa" w:w="3213"/>
-            <w:shd w:val="clear" w:color="auto" w:fill="1F3864"/>
+            <w:shd w:val="clear" w:fill="1F3864"/>
           </w:tcPr>
           <w:p>
-            <w:pPr>
-              <w:spacing w:after="20"/>
-            </w:pPr>
             <w:r>
               <w:rPr>
-                <w:b/>
                 <w:color w:val="FFFFFF"/>
-                <w:sz w:val="19"/>
+                <w:sz w:val="18"/>
+              </w:rPr>
+            </w:r>
+            <w:r>
+              <w:rPr>
+                <w:b w:val="0"/>
+                <w:color w:val="FFFFFF"/>
+                <w:sz w:val="18"/>
               </w:rPr>
               <w:t>环节</w:t>
             </w:r>
@@ -194,17 +206,20 @@
         <w:tc>
           <w:tcPr>
             <w:tcW w:type="dxa" w:w="3213"/>
-            <w:shd w:val="clear" w:color="auto" w:fill="1F3864"/>
+            <w:shd w:val="clear" w:fill="1F3864"/>
           </w:tcPr>
           <w:p>
-            <w:pPr>
-              <w:spacing w:after="20"/>
-            </w:pPr>
             <w:r>
               <w:rPr>
-                <w:b/>
                 <w:color w:val="FFFFFF"/>
-                <w:sz w:val="19"/>
+                <w:sz w:val="18"/>
+              </w:rPr>
+            </w:r>
+            <w:r>
+              <w:rPr>
+                <w:b w:val="0"/>
+                <w:color w:val="FFFFFF"/>
+                <w:sz w:val="18"/>
               </w:rPr>
               <w:t>时长</w:t>
             </w:r>
@@ -213,17 +228,20 @@
         <w:tc>
           <w:tcPr>
             <w:tcW w:type="dxa" w:w="3213"/>
-            <w:shd w:val="clear" w:color="auto" w:fill="1F3864"/>
+            <w:shd w:val="clear" w:fill="1F3864"/>
           </w:tcPr>
           <w:p>
-            <w:pPr>
-              <w:spacing w:after="20"/>
-            </w:pPr>
             <w:r>
               <w:rPr>
-                <w:b/>
                 <w:color w:val="FFFFFF"/>
-                <w:sz w:val="19"/>
+                <w:sz w:val="18"/>
+              </w:rPr>
+            </w:r>
+            <w:r>
+              <w:rPr>
+                <w:b w:val="0"/>
+                <w:color w:val="FFFFFF"/>
+                <w:sz w:val="18"/>
               </w:rPr>
               <w:t>内容</w:t>
             </w:r>
@@ -236,12 +254,15 @@
             <w:tcW w:type="dxa" w:w="3213"/>
           </w:tcPr>
           <w:p>
-            <w:pPr>
-              <w:spacing w:after="20"/>
-            </w:pPr>
             <w:r>
               <w:rPr>
-                <w:sz w:val="19"/>
+                <w:sz w:val="18"/>
+              </w:rPr>
+            </w:r>
+            <w:r>
+              <w:rPr>
+                <w:b w:val="0"/>
+                <w:sz w:val="18"/>
               </w:rPr>
               <w:t>🧘 静心开场</w:t>
             </w:r>
@@ -252,12 +273,15 @@
             <w:tcW w:type="dxa" w:w="3213"/>
           </w:tcPr>
           <w:p>
-            <w:pPr>
-              <w:spacing w:after="20"/>
-            </w:pPr>
             <w:r>
               <w:rPr>
-                <w:sz w:val="19"/>
+                <w:sz w:val="18"/>
+              </w:rPr>
+            </w:r>
+            <w:r>
+              <w:rPr>
+                <w:b w:val="0"/>
+                <w:sz w:val="18"/>
               </w:rPr>
               <w:t>10 min</w:t>
             </w:r>
@@ -268,12 +292,15 @@
             <w:tcW w:type="dxa" w:w="3213"/>
           </w:tcPr>
           <w:p>
-            <w:pPr>
-              <w:spacing w:after="20"/>
-            </w:pPr>
             <w:r>
               <w:rPr>
-                <w:sz w:val="19"/>
+                <w:sz w:val="18"/>
+              </w:rPr>
+            </w:r>
+            <w:r>
+              <w:rPr>
+                <w:b w:val="0"/>
+                <w:sz w:val="18"/>
               </w:rPr>
               <w:t>静坐1分钟＋主持人引导语（每讲已写好，照读即可）</w:t>
             </w:r>
@@ -284,15 +311,18 @@
         <w:tc>
           <w:tcPr>
             <w:tcW w:type="dxa" w:w="3213"/>
-            <w:shd w:val="clear" w:color="auto" w:fill="F2F2F2"/>
+            <w:shd w:val="clear" w:fill="F2F5FA"/>
           </w:tcPr>
           <w:p>
-            <w:pPr>
-              <w:spacing w:after="20"/>
-            </w:pPr>
             <w:r>
               <w:rPr>
-                <w:sz w:val="19"/>
+                <w:sz w:val="18"/>
+              </w:rPr>
+            </w:r>
+            <w:r>
+              <w:rPr>
+                <w:b w:val="0"/>
+                <w:sz w:val="18"/>
               </w:rPr>
               <w:t>📖 共读原文</w:t>
             </w:r>
@@ -301,15 +331,18 @@
         <w:tc>
           <w:tcPr>
             <w:tcW w:type="dxa" w:w="3213"/>
-            <w:shd w:val="clear" w:color="auto" w:fill="F2F2F2"/>
+            <w:shd w:val="clear" w:fill="F2F5FA"/>
           </w:tcPr>
           <w:p>
-            <w:pPr>
-              <w:spacing w:after="20"/>
-            </w:pPr>
             <w:r>
               <w:rPr>
-                <w:sz w:val="19"/>
+                <w:sz w:val="18"/>
+              </w:rPr>
+            </w:r>
+            <w:r>
+              <w:rPr>
+                <w:b w:val="0"/>
+                <w:sz w:val="18"/>
               </w:rPr>
               <w:t>25 min</w:t>
             </w:r>
@@ -318,15 +351,18 @@
         <w:tc>
           <w:tcPr>
             <w:tcW w:type="dxa" w:w="3213"/>
-            <w:shd w:val="clear" w:color="auto" w:fill="F2F2F2"/>
+            <w:shd w:val="clear" w:fill="F2F5FA"/>
           </w:tcPr>
           <w:p>
-            <w:pPr>
-              <w:spacing w:after="20"/>
-            </w:pPr>
             <w:r>
               <w:rPr>
-                <w:sz w:val="19"/>
+                <w:sz w:val="18"/>
+              </w:rPr>
+            </w:r>
+            <w:r>
+              <w:rPr>
+                <w:b w:val="0"/>
+                <w:sz w:val="18"/>
               </w:rPr>
               <w:t>2—4段原文，轮流朗读；★核心必读／◈扩展可选</w:t>
             </w:r>
@@ -339,12 +375,15 @@
             <w:tcW w:type="dxa" w:w="3213"/>
           </w:tcPr>
           <w:p>
-            <w:pPr>
-              <w:spacing w:after="20"/>
-            </w:pPr>
             <w:r>
               <w:rPr>
-                <w:sz w:val="19"/>
+                <w:sz w:val="18"/>
+              </w:rPr>
+            </w:r>
+            <w:r>
+              <w:rPr>
+                <w:b w:val="0"/>
+                <w:sz w:val="18"/>
               </w:rPr>
               <w:t>💬 第一轮分享</w:t>
             </w:r>
@@ -355,12 +394,15 @@
             <w:tcW w:type="dxa" w:w="3213"/>
           </w:tcPr>
           <w:p>
-            <w:pPr>
-              <w:spacing w:after="20"/>
-            </w:pPr>
             <w:r>
               <w:rPr>
-                <w:sz w:val="19"/>
+                <w:sz w:val="18"/>
+              </w:rPr>
+            </w:r>
+            <w:r>
+              <w:rPr>
+                <w:b w:val="0"/>
+                <w:sz w:val="18"/>
               </w:rPr>
               <w:t>20 min</w:t>
             </w:r>
@@ -371,12 +413,15 @@
             <w:tcW w:type="dxa" w:w="3213"/>
           </w:tcPr>
           <w:p>
-            <w:pPr>
-              <w:spacing w:after="20"/>
-            </w:pPr>
             <w:r>
               <w:rPr>
-                <w:sz w:val="19"/>
+                <w:sz w:val="18"/>
+              </w:rPr>
+            </w:r>
+            <w:r>
+              <w:rPr>
+                <w:b w:val="0"/>
+                <w:sz w:val="18"/>
               </w:rPr>
               <w:t>每人说一句"最触动我的话"，只说不评论</w:t>
             </w:r>
@@ -387,15 +432,18 @@
         <w:tc>
           <w:tcPr>
             <w:tcW w:type="dxa" w:w="3213"/>
-            <w:shd w:val="clear" w:color="auto" w:fill="F2F2F2"/>
+            <w:shd w:val="clear" w:fill="F2F5FA"/>
           </w:tcPr>
           <w:p>
-            <w:pPr>
-              <w:spacing w:after="20"/>
-            </w:pPr>
             <w:r>
               <w:rPr>
-                <w:sz w:val="19"/>
+                <w:sz w:val="18"/>
+              </w:rPr>
+            </w:r>
+            <w:r>
+              <w:rPr>
+                <w:b w:val="0"/>
+                <w:sz w:val="18"/>
               </w:rPr>
               <w:t>🎯 主题讨论</w:t>
             </w:r>
@@ -404,15 +452,18 @@
         <w:tc>
           <w:tcPr>
             <w:tcW w:type="dxa" w:w="3213"/>
-            <w:shd w:val="clear" w:color="auto" w:fill="F2F2F2"/>
+            <w:shd w:val="clear" w:fill="F2F5FA"/>
           </w:tcPr>
           <w:p>
-            <w:pPr>
-              <w:spacing w:after="20"/>
-            </w:pPr>
             <w:r>
               <w:rPr>
-                <w:sz w:val="19"/>
+                <w:sz w:val="18"/>
+              </w:rPr>
+            </w:r>
+            <w:r>
+              <w:rPr>
+                <w:b w:val="0"/>
+                <w:sz w:val="18"/>
               </w:rPr>
               <w:t>35 min</w:t>
             </w:r>
@@ -421,15 +472,18 @@
         <w:tc>
           <w:tcPr>
             <w:tcW w:type="dxa" w:w="3213"/>
-            <w:shd w:val="clear" w:color="auto" w:fill="F2F2F2"/>
+            <w:shd w:val="clear" w:fill="F2F5FA"/>
           </w:tcPr>
           <w:p>
-            <w:pPr>
-              <w:spacing w:after="20"/>
-            </w:pPr>
             <w:r>
               <w:rPr>
-                <w:sz w:val="19"/>
+                <w:sz w:val="18"/>
+              </w:rPr>
+            </w:r>
+            <w:r>
+              <w:rPr>
+                <w:b w:val="0"/>
+                <w:sz w:val="18"/>
               </w:rPr>
               <w:t>3个问题（问题①★必答），主持人只引导不给答案</w:t>
             </w:r>
@@ -442,12 +496,15 @@
             <w:tcW w:type="dxa" w:w="3213"/>
           </w:tcPr>
           <w:p>
-            <w:pPr>
-              <w:spacing w:after="20"/>
-            </w:pPr>
             <w:r>
               <w:rPr>
-                <w:sz w:val="19"/>
+                <w:sz w:val="18"/>
+              </w:rPr>
+            </w:r>
+            <w:r>
+              <w:rPr>
+                <w:b w:val="0"/>
+                <w:sz w:val="18"/>
               </w:rPr>
               <w:t>🧘 禅修练习</w:t>
             </w:r>
@@ -458,12 +515,15 @@
             <w:tcW w:type="dxa" w:w="3213"/>
           </w:tcPr>
           <w:p>
-            <w:pPr>
-              <w:spacing w:after="20"/>
-            </w:pPr>
             <w:r>
               <w:rPr>
-                <w:sz w:val="19"/>
+                <w:sz w:val="18"/>
+              </w:rPr>
+            </w:r>
+            <w:r>
+              <w:rPr>
+                <w:b w:val="0"/>
+                <w:sz w:val="18"/>
               </w:rPr>
               <w:t>15 min</w:t>
             </w:r>
@@ -474,12 +534,15 @@
             <w:tcW w:type="dxa" w:w="3213"/>
           </w:tcPr>
           <w:p>
-            <w:pPr>
-              <w:spacing w:after="20"/>
-            </w:pPr>
             <w:r>
               <w:rPr>
-                <w:sz w:val="19"/>
+                <w:sz w:val="18"/>
+              </w:rPr>
+            </w:r>
+            <w:r>
+              <w:rPr>
+                <w:b w:val="0"/>
+                <w:sz w:val="18"/>
               </w:rPr>
               <w:t>照读本讲引导词（四谛看一眼/与渴爱见一面/拆标记/看旧习惯/给八周收尾等，全部零门槛）</w:t>
             </w:r>
@@ -490,15 +553,18 @@
         <w:tc>
           <w:tcPr>
             <w:tcW w:type="dxa" w:w="3213"/>
-            <w:shd w:val="clear" w:color="auto" w:fill="F2F2F2"/>
+            <w:shd w:val="clear" w:fill="F2F5FA"/>
           </w:tcPr>
           <w:p>
-            <w:pPr>
-              <w:spacing w:after="20"/>
-            </w:pPr>
             <w:r>
               <w:rPr>
-                <w:sz w:val="19"/>
+                <w:sz w:val="18"/>
+              </w:rPr>
+            </w:r>
+            <w:r>
+              <w:rPr>
+                <w:b w:val="0"/>
+                <w:sz w:val="18"/>
               </w:rPr>
               <w:t>🔚 收尾回向</w:t>
             </w:r>
@@ -507,15 +573,18 @@
         <w:tc>
           <w:tcPr>
             <w:tcW w:type="dxa" w:w="3213"/>
-            <w:shd w:val="clear" w:color="auto" w:fill="F2F2F2"/>
+            <w:shd w:val="clear" w:fill="F2F5FA"/>
           </w:tcPr>
           <w:p>
-            <w:pPr>
-              <w:spacing w:after="20"/>
-            </w:pPr>
             <w:r>
               <w:rPr>
-                <w:sz w:val="19"/>
+                <w:sz w:val="18"/>
+              </w:rPr>
+            </w:r>
+            <w:r>
+              <w:rPr>
+                <w:b w:val="0"/>
+                <w:sz w:val="18"/>
               </w:rPr>
               <w:t>15 min</w:t>
             </w:r>
@@ -524,15 +593,18 @@
         <w:tc>
           <w:tcPr>
             <w:tcW w:type="dxa" w:w="3213"/>
-            <w:shd w:val="clear" w:color="auto" w:fill="F2F2F2"/>
+            <w:shd w:val="clear" w:fill="F2F5FA"/>
           </w:tcPr>
           <w:p>
-            <w:pPr>
-              <w:spacing w:after="20"/>
-            </w:pPr>
             <w:r>
               <w:rPr>
-                <w:sz w:val="19"/>
+                <w:sz w:val="18"/>
+              </w:rPr>
+            </w:r>
+            <w:r>
+              <w:rPr>
+                <w:b w:val="0"/>
+                <w:sz w:val="18"/>
               </w:rPr>
               <w:t>一句话收获→下周预告→作业→回向文</w:t>
             </w:r>
@@ -542,37 +614,31 @@
     </w:tbl>
     <w:p>
       <w:pPr>
-        <w:spacing w:before="40" w:after="80"/>
-        <w:ind w:left="283"/>
-        <w:shd w:val="clear" w:color="auto" w:fill="EEF2F8"/>
+        <w:ind w:left="170"/>
         <w:pBdr>
-          <w:left w:val="single" w:sz="20" w:space="6" w:color="1F3864"/>
+          <w:left w:val="single" w:sz="18" w:space="4" w:color="1F3864"/>
         </w:pBdr>
+        <w:shd w:val="clear" w:fill="F2F5FA"/>
       </w:pPr>
       <w:r>
         <w:rPr>
-          <w:sz w:val="20"/>
+          <w:b w:val="0"/>
         </w:rPr>
         <w:t>⏱ 每一讲都附《时间弹性指南》：时间不够→只读★段+只讨论问题①；时间富余→读◈段+用扩展内容包。</w:t>
       </w:r>
       <w:r>
         <w:rPr>
           <w:b/>
-          <w:sz w:val="20"/>
         </w:rPr>
         <w:t>原则：讨论比读完重要，体验比讲完重要。</w:t>
       </w:r>
     </w:p>
     <w:p>
-      <w:pPr>
-        <w:spacing w:before="160" w:after="80"/>
-      </w:pPr>
       <w:r>
         <w:rPr>
-          <w:rFonts w:ascii="Microsoft YaHei" w:hAnsi="Microsoft YaHei" w:eastAsia="Microsoft YaHei"/>
           <w:b/>
           <w:color w:val="1F3864"/>
-          <w:sz w:val="28"/>
+          <w:sz w:val="26"/>
         </w:rPr>
         <w:t>三、主持人10条守则</w:t>
       </w:r>
@@ -580,21 +646,17 @@
     <w:p>
       <w:r>
         <w:rPr>
-          <w:sz w:val="21"/>
+          <w:b w:val="0"/>
         </w:rPr>
         <w:t>① 不讲解、不提供答案——让原文自己说话；② 有人问"正确答案"→说"先听听大家的看法"；③ 冷场→主持人先分享自己的真实感受；④ 跑题→温和拉回："这个有意思，我们回到今天的原文"；⑤ 争论→"两种看法都很好，大家保留自己的理解"；⑥ 确保人人发言；⑦ 不评判任何人的分享；⑧ 时间到了就推进；⑨ 禅修练习照读引导词即可；⑩ 结束一起回向。</w:t>
       </w:r>
     </w:p>
     <w:p>
-      <w:pPr>
-        <w:spacing w:before="160" w:after="80"/>
-      </w:pPr>
       <w:r>
         <w:rPr>
-          <w:rFonts w:ascii="Microsoft YaHei" w:hAnsi="Microsoft YaHei" w:eastAsia="Microsoft YaHei"/>
           <w:b/>
           <w:color w:val="1F3864"/>
-          <w:sz w:val="28"/>
+          <w:sz w:val="26"/>
         </w:rPr>
         <w:t>四、本系列八周导览</w:t>
       </w:r>
@@ -603,7 +665,6 @@
       <w:tblPr>
         <w:tblStyle w:val="TableGrid"/>
         <w:tblW w:type="auto" w:w="0"/>
-        <w:jc w:val="center"/>
         <w:tblLook w:firstColumn="1" w:firstRow="1" w:lastColumn="0" w:lastRow="0" w:noHBand="0" w:noVBand="1" w:val="04A0"/>
       </w:tblPr>
       <w:tblGrid>
@@ -616,17 +677,20 @@
         <w:tc>
           <w:tcPr>
             <w:tcW w:type="dxa" w:w="2409"/>
-            <w:shd w:val="clear" w:color="auto" w:fill="1F3864"/>
+            <w:shd w:val="clear" w:fill="1F3864"/>
           </w:tcPr>
           <w:p>
-            <w:pPr>
-              <w:spacing w:after="20"/>
-            </w:pPr>
             <w:r>
               <w:rPr>
-                <w:b/>
                 <w:color w:val="FFFFFF"/>
-                <w:sz w:val="19"/>
+                <w:sz w:val="18"/>
+              </w:rPr>
+            </w:r>
+            <w:r>
+              <w:rPr>
+                <w:b w:val="0"/>
+                <w:color w:val="FFFFFF"/>
+                <w:sz w:val="18"/>
               </w:rPr>
               <w:t>周</w:t>
             </w:r>
@@ -635,17 +699,20 @@
         <w:tc>
           <w:tcPr>
             <w:tcW w:type="dxa" w:w="2409"/>
-            <w:shd w:val="clear" w:color="auto" w:fill="1F3864"/>
+            <w:shd w:val="clear" w:fill="1F3864"/>
           </w:tcPr>
           <w:p>
-            <w:pPr>
-              <w:spacing w:after="20"/>
-            </w:pPr>
             <w:r>
               <w:rPr>
-                <w:b/>
                 <w:color w:val="FFFFFF"/>
-                <w:sz w:val="19"/>
+                <w:sz w:val="18"/>
+              </w:rPr>
+            </w:r>
+            <w:r>
+              <w:rPr>
+                <w:b w:val="0"/>
+                <w:color w:val="FFFFFF"/>
+                <w:sz w:val="18"/>
               </w:rPr>
               <w:t>主题</w:t>
             </w:r>
@@ -654,17 +721,20 @@
         <w:tc>
           <w:tcPr>
             <w:tcW w:type="dxa" w:w="2409"/>
-            <w:shd w:val="clear" w:color="auto" w:fill="1F3864"/>
+            <w:shd w:val="clear" w:fill="1F3864"/>
           </w:tcPr>
           <w:p>
-            <w:pPr>
-              <w:spacing w:after="20"/>
-            </w:pPr>
             <w:r>
               <w:rPr>
-                <w:b/>
                 <w:color w:val="FFFFFF"/>
-                <w:sz w:val="19"/>
+                <w:sz w:val="18"/>
+              </w:rPr>
+            </w:r>
+            <w:r>
+              <w:rPr>
+                <w:b w:val="0"/>
+                <w:color w:val="FFFFFF"/>
+                <w:sz w:val="18"/>
               </w:rPr>
               <w:t>一句话</w:t>
             </w:r>
@@ -673,17 +743,20 @@
         <w:tc>
           <w:tcPr>
             <w:tcW w:type="dxa" w:w="2409"/>
-            <w:shd w:val="clear" w:color="auto" w:fill="1F3864"/>
+            <w:shd w:val="clear" w:fill="1F3864"/>
           </w:tcPr>
           <w:p>
-            <w:pPr>
-              <w:spacing w:after="20"/>
-            </w:pPr>
             <w:r>
               <w:rPr>
-                <w:b/>
                 <w:color w:val="FFFFFF"/>
-                <w:sz w:val="19"/>
+                <w:sz w:val="18"/>
+              </w:rPr>
+            </w:r>
+            <w:r>
+              <w:rPr>
+                <w:b w:val="0"/>
+                <w:color w:val="FFFFFF"/>
+                <w:sz w:val="18"/>
               </w:rPr>
               <w:t>练习亮点</w:t>
             </w:r>
@@ -696,12 +769,15 @@
             <w:tcW w:type="dxa" w:w="2409"/>
           </w:tcPr>
           <w:p>
-            <w:pPr>
-              <w:spacing w:after="20"/>
-            </w:pPr>
             <w:r>
               <w:rPr>
-                <w:sz w:val="19"/>
+                <w:sz w:val="18"/>
+              </w:rPr>
+            </w:r>
+            <w:r>
+              <w:rPr>
+                <w:b w:val="0"/>
+                <w:sz w:val="18"/>
               </w:rPr>
               <w:t>1</w:t>
             </w:r>
@@ -712,12 +788,15 @@
             <w:tcW w:type="dxa" w:w="2409"/>
           </w:tcPr>
           <w:p>
-            <w:pPr>
-              <w:spacing w:after="20"/>
-            </w:pPr>
             <w:r>
               <w:rPr>
-                <w:sz w:val="19"/>
+                <w:sz w:val="18"/>
+              </w:rPr>
+            </w:r>
+            <w:r>
+              <w:rPr>
+                <w:b w:val="0"/>
+                <w:sz w:val="18"/>
               </w:rPr>
               <w:t>四圣谛总说——如实了知苦集灭道</w:t>
             </w:r>
@@ -728,12 +807,15 @@
             <w:tcW w:type="dxa" w:w="2409"/>
           </w:tcPr>
           <w:p>
-            <w:pPr>
-              <w:spacing w:after="20"/>
-            </w:pPr>
             <w:r>
               <w:rPr>
-                <w:sz w:val="19"/>
+                <w:sz w:val="18"/>
+              </w:rPr>
+            </w:r>
+            <w:r>
+              <w:rPr>
+                <w:b w:val="0"/>
+                <w:sz w:val="18"/>
               </w:rPr>
               <w:t>四谛是最上之理；转法轮从"中道"开始</w:t>
             </w:r>
@@ -744,12 +826,15 @@
             <w:tcW w:type="dxa" w:w="2409"/>
           </w:tcPr>
           <w:p>
-            <w:pPr>
-              <w:spacing w:after="20"/>
-            </w:pPr>
             <w:r>
               <w:rPr>
-                <w:sz w:val="19"/>
+                <w:sz w:val="18"/>
+              </w:rPr>
+            </w:r>
+            <w:r>
+              <w:rPr>
+                <w:b w:val="0"/>
+                <w:sz w:val="18"/>
               </w:rPr>
               <w:t>"用四圣谛看一眼自己的心"四步</w:t>
             </w:r>
@@ -760,15 +845,18 @@
         <w:tc>
           <w:tcPr>
             <w:tcW w:type="dxa" w:w="2409"/>
-            <w:shd w:val="clear" w:color="auto" w:fill="F2F2F2"/>
+            <w:shd w:val="clear" w:fill="F2F5FA"/>
           </w:tcPr>
           <w:p>
-            <w:pPr>
-              <w:spacing w:after="20"/>
-            </w:pPr>
             <w:r>
               <w:rPr>
-                <w:sz w:val="19"/>
+                <w:sz w:val="18"/>
+              </w:rPr>
+            </w:r>
+            <w:r>
+              <w:rPr>
+                <w:b w:val="0"/>
+                <w:sz w:val="18"/>
               </w:rPr>
               <w:t>2</w:t>
             </w:r>
@@ -777,15 +865,18 @@
         <w:tc>
           <w:tcPr>
             <w:tcW w:type="dxa" w:w="2409"/>
-            <w:shd w:val="clear" w:color="auto" w:fill="F2F2F2"/>
+            <w:shd w:val="clear" w:fill="F2F5FA"/>
           </w:tcPr>
           <w:p>
-            <w:pPr>
-              <w:spacing w:after="20"/>
-            </w:pPr>
             <w:r>
               <w:rPr>
-                <w:sz w:val="19"/>
+                <w:sz w:val="18"/>
+              </w:rPr>
+            </w:r>
+            <w:r>
+              <w:rPr>
+                <w:b w:val="0"/>
+                <w:sz w:val="18"/>
               </w:rPr>
               <w:t>苦圣谛（一）——世俗谛之苦的十一项观察</w:t>
             </w:r>
@@ -794,15 +885,18 @@
         <w:tc>
           <w:tcPr>
             <w:tcW w:type="dxa" w:w="2409"/>
-            <w:shd w:val="clear" w:color="auto" w:fill="F2F2F2"/>
+            <w:shd w:val="clear" w:fill="F2F5FA"/>
           </w:tcPr>
           <w:p>
-            <w:pPr>
-              <w:spacing w:after="20"/>
-            </w:pPr>
             <w:r>
               <w:rPr>
-                <w:sz w:val="19"/>
+                <w:sz w:val="18"/>
+              </w:rPr>
+            </w:r>
+            <w:r>
+              <w:rPr>
+                <w:b w:val="0"/>
+                <w:sz w:val="18"/>
               </w:rPr>
               <w:t>生老死、愁悲苦忧恼……如实看，不渲染</w:t>
             </w:r>
@@ -811,15 +905,18 @@
         <w:tc>
           <w:tcPr>
             <w:tcW w:type="dxa" w:w="2409"/>
-            <w:shd w:val="clear" w:color="auto" w:fill="F2F2F2"/>
+            <w:shd w:val="clear" w:fill="F2F5FA"/>
           </w:tcPr>
           <w:p>
-            <w:pPr>
-              <w:spacing w:after="20"/>
-            </w:pPr>
             <w:r>
               <w:rPr>
-                <w:sz w:val="19"/>
+                <w:sz w:val="18"/>
+              </w:rPr>
+            </w:r>
+            <w:r>
+              <w:rPr>
+                <w:b w:val="0"/>
+                <w:sz w:val="18"/>
               </w:rPr>
               <w:t>给"苦"做一次不评判的盘点</w:t>
             </w:r>
@@ -832,12 +929,15 @@
             <w:tcW w:type="dxa" w:w="2409"/>
           </w:tcPr>
           <w:p>
-            <w:pPr>
-              <w:spacing w:after="20"/>
-            </w:pPr>
             <w:r>
               <w:rPr>
-                <w:sz w:val="19"/>
+                <w:sz w:val="18"/>
+              </w:rPr>
+            </w:r>
+            <w:r>
+              <w:rPr>
+                <w:b w:val="0"/>
+                <w:sz w:val="18"/>
               </w:rPr>
               <w:t>3</w:t>
             </w:r>
@@ -848,12 +948,15 @@
             <w:tcW w:type="dxa" w:w="2409"/>
           </w:tcPr>
           <w:p>
-            <w:pPr>
-              <w:spacing w:after="20"/>
-            </w:pPr>
             <w:r>
               <w:rPr>
-                <w:sz w:val="19"/>
+                <w:sz w:val="18"/>
+              </w:rPr>
+            </w:r>
+            <w:r>
+              <w:rPr>
+                <w:b w:val="0"/>
+                <w:sz w:val="18"/>
               </w:rPr>
               <w:t>苦圣谛（二）——五取蕴即苦与十一类五蕴</w:t>
             </w:r>
@@ -864,12 +967,15 @@
             <w:tcW w:type="dxa" w:w="2409"/>
           </w:tcPr>
           <w:p>
-            <w:pPr>
-              <w:spacing w:after="20"/>
-            </w:pPr>
             <w:r>
               <w:rPr>
-                <w:sz w:val="19"/>
+                <w:sz w:val="18"/>
+              </w:rPr>
+            </w:r>
+            <w:r>
+              <w:rPr>
+                <w:b w:val="0"/>
+                <w:sz w:val="18"/>
               </w:rPr>
               <w:t>"简而言之，五取蕴是苦"</w:t>
             </w:r>
@@ -880,12 +986,15 @@
             <w:tcW w:type="dxa" w:w="2409"/>
           </w:tcPr>
           <w:p>
-            <w:pPr>
-              <w:spacing w:after="20"/>
-            </w:pPr>
             <w:r>
               <w:rPr>
-                <w:sz w:val="19"/>
+                <w:sz w:val="18"/>
+              </w:rPr>
+            </w:r>
+            <w:r>
+              <w:rPr>
+                <w:b w:val="0"/>
+                <w:sz w:val="18"/>
               </w:rPr>
               <w:t>在当下身上找五取蕴</w:t>
             </w:r>
@@ -896,15 +1005,18 @@
         <w:tc>
           <w:tcPr>
             <w:tcW w:type="dxa" w:w="2409"/>
-            <w:shd w:val="clear" w:color="auto" w:fill="F2F2F2"/>
+            <w:shd w:val="clear" w:fill="F2F5FA"/>
           </w:tcPr>
           <w:p>
-            <w:pPr>
-              <w:spacing w:after="20"/>
-            </w:pPr>
             <w:r>
               <w:rPr>
-                <w:sz w:val="19"/>
+                <w:sz w:val="18"/>
+              </w:rPr>
+            </w:r>
+            <w:r>
+              <w:rPr>
+                <w:b w:val="0"/>
+                <w:sz w:val="18"/>
               </w:rPr>
               <w:t>4</w:t>
             </w:r>
@@ -913,15 +1025,18 @@
         <w:tc>
           <w:tcPr>
             <w:tcW w:type="dxa" w:w="2409"/>
-            <w:shd w:val="clear" w:color="auto" w:fill="F2F2F2"/>
+            <w:shd w:val="clear" w:fill="F2F5FA"/>
           </w:tcPr>
           <w:p>
-            <w:pPr>
-              <w:spacing w:after="20"/>
-            </w:pPr>
             <w:r>
               <w:rPr>
-                <w:sz w:val="19"/>
+                <w:sz w:val="18"/>
+              </w:rPr>
+            </w:r>
+            <w:r>
+              <w:rPr>
+                <w:b w:val="0"/>
+                <w:sz w:val="18"/>
               </w:rPr>
               <w:t>苦圣谛（三）——为何有生命就是苦：三相与两种坏灭</w:t>
             </w:r>
@@ -930,15 +1045,18 @@
         <w:tc>
           <w:tcPr>
             <w:tcW w:type="dxa" w:w="2409"/>
-            <w:shd w:val="clear" w:color="auto" w:fill="F2F2F2"/>
+            <w:shd w:val="clear" w:fill="F2F5FA"/>
           </w:tcPr>
           <w:p>
-            <w:pPr>
-              <w:spacing w:after="20"/>
-            </w:pPr>
             <w:r>
               <w:rPr>
-                <w:sz w:val="19"/>
+                <w:sz w:val="18"/>
+              </w:rPr>
+            </w:r>
+            <w:r>
+              <w:rPr>
+                <w:b w:val="0"/>
+                <w:sz w:val="18"/>
               </w:rPr>
               <w:t>无常、苦、无我——看清是出离的开始</w:t>
             </w:r>
@@ -947,15 +1065,18 @@
         <w:tc>
           <w:tcPr>
             <w:tcW w:type="dxa" w:w="2409"/>
-            <w:shd w:val="clear" w:color="auto" w:fill="F2F2F2"/>
+            <w:shd w:val="clear" w:fill="F2F5FA"/>
           </w:tcPr>
           <w:p>
-            <w:pPr>
-              <w:spacing w:after="20"/>
-            </w:pPr>
             <w:r>
               <w:rPr>
-                <w:sz w:val="19"/>
+                <w:sz w:val="18"/>
+              </w:rPr>
+            </w:r>
+            <w:r>
+              <w:rPr>
+                <w:b w:val="0"/>
+                <w:sz w:val="18"/>
               </w:rPr>
               <w:t>三相扫描＋"身病心不病"</w:t>
             </w:r>
@@ -968,12 +1089,15 @@
             <w:tcW w:type="dxa" w:w="2409"/>
           </w:tcPr>
           <w:p>
-            <w:pPr>
-              <w:spacing w:after="20"/>
-            </w:pPr>
             <w:r>
               <w:rPr>
-                <w:sz w:val="19"/>
+                <w:sz w:val="18"/>
+              </w:rPr>
+            </w:r>
+            <w:r>
+              <w:rPr>
+                <w:b w:val="0"/>
+                <w:sz w:val="18"/>
               </w:rPr>
               <w:t>5</w:t>
             </w:r>
@@ -984,12 +1108,15 @@
             <w:tcW w:type="dxa" w:w="2409"/>
           </w:tcPr>
           <w:p>
-            <w:pPr>
-              <w:spacing w:after="20"/>
-            </w:pPr>
             <w:r>
               <w:rPr>
-                <w:sz w:val="19"/>
+                <w:sz w:val="18"/>
+              </w:rPr>
+            </w:r>
+            <w:r>
+              <w:rPr>
+                <w:b w:val="0"/>
+                <w:sz w:val="18"/>
               </w:rPr>
               <w:t>集圣谛（一）——渴爱：欲爱、有爱、无有爱</w:t>
             </w:r>
@@ -1000,12 +1127,15 @@
             <w:tcW w:type="dxa" w:w="2409"/>
           </w:tcPr>
           <w:p>
-            <w:pPr>
-              <w:spacing w:after="20"/>
-            </w:pPr>
             <w:r>
               <w:rPr>
-                <w:sz w:val="19"/>
+                <w:sz w:val="18"/>
+              </w:rPr>
+            </w:r>
+            <w:r>
+              <w:rPr>
+                <w:b w:val="0"/>
+                <w:sz w:val="18"/>
               </w:rPr>
               <w:t>连"不想再来"也是一种渴爱</w:t>
             </w:r>
@@ -1016,12 +1146,15 @@
             <w:tcW w:type="dxa" w:w="2409"/>
           </w:tcPr>
           <w:p>
-            <w:pPr>
-              <w:spacing w:after="20"/>
-            </w:pPr>
             <w:r>
               <w:rPr>
-                <w:sz w:val="19"/>
+                <w:sz w:val="18"/>
+              </w:rPr>
+            </w:r>
+            <w:r>
+              <w:rPr>
+                <w:b w:val="0"/>
+                <w:sz w:val="18"/>
               </w:rPr>
               <w:t>与渴爱见一面（观察者第一课）</w:t>
             </w:r>
@@ -1032,15 +1165,18 @@
         <w:tc>
           <w:tcPr>
             <w:tcW w:type="dxa" w:w="2409"/>
-            <w:shd w:val="clear" w:color="auto" w:fill="F2F2F2"/>
+            <w:shd w:val="clear" w:fill="F2F5FA"/>
           </w:tcPr>
           <w:p>
-            <w:pPr>
-              <w:spacing w:after="20"/>
-            </w:pPr>
             <w:r>
               <w:rPr>
-                <w:sz w:val="19"/>
+                <w:sz w:val="18"/>
+              </w:rPr>
+            </w:r>
+            <w:r>
+              <w:rPr>
+                <w:b w:val="0"/>
+                <w:sz w:val="18"/>
               </w:rPr>
               <w:t>6</w:t>
             </w:r>
@@ -1049,15 +1185,18 @@
         <w:tc>
           <w:tcPr>
             <w:tcW w:type="dxa" w:w="2409"/>
-            <w:shd w:val="clear" w:color="auto" w:fill="F2F2F2"/>
+            <w:shd w:val="clear" w:fill="F2F5FA"/>
           </w:tcPr>
           <w:p>
-            <w:pPr>
-              <w:spacing w:after="20"/>
-            </w:pPr>
             <w:r>
               <w:rPr>
-                <w:sz w:val="19"/>
+                <w:sz w:val="18"/>
+              </w:rPr>
+            </w:r>
+            <w:r>
+              <w:rPr>
+                <w:b w:val="0"/>
+                <w:sz w:val="18"/>
               </w:rPr>
               <w:t>集圣谛（二）——渴爱生起的十组处所</w:t>
             </w:r>
@@ -1066,15 +1205,18 @@
         <w:tc>
           <w:tcPr>
             <w:tcW w:type="dxa" w:w="2409"/>
-            <w:shd w:val="clear" w:color="auto" w:fill="F2F2F2"/>
+            <w:shd w:val="clear" w:fill="F2F5FA"/>
           </w:tcPr>
           <w:p>
-            <w:pPr>
-              <w:spacing w:after="20"/>
-            </w:pPr>
             <w:r>
               <w:rPr>
-                <w:sz w:val="19"/>
+                <w:sz w:val="18"/>
+              </w:rPr>
+            </w:r>
+            <w:r>
+              <w:rPr>
+                <w:b w:val="0"/>
+                <w:sz w:val="18"/>
               </w:rPr>
               <w:t>凡有喜色悦色处，爱即生起建立</w:t>
             </w:r>
@@ -1083,15 +1225,18 @@
         <w:tc>
           <w:tcPr>
             <w:tcW w:type="dxa" w:w="2409"/>
-            <w:shd w:val="clear" w:color="auto" w:fill="F2F2F2"/>
+            <w:shd w:val="clear" w:fill="F2F5FA"/>
           </w:tcPr>
           <w:p>
-            <w:pPr>
-              <w:spacing w:after="20"/>
-            </w:pPr>
             <w:r>
               <w:rPr>
-                <w:sz w:val="19"/>
+                <w:sz w:val="18"/>
+              </w:rPr>
+            </w:r>
+            <w:r>
+              <w:rPr>
+                <w:b w:val="0"/>
+                <w:sz w:val="18"/>
               </w:rPr>
               <w:t>画出自己渴爱的"住址"</w:t>
             </w:r>
@@ -1104,12 +1249,15 @@
             <w:tcW w:type="dxa" w:w="2409"/>
           </w:tcPr>
           <w:p>
-            <w:pPr>
-              <w:spacing w:after="20"/>
-            </w:pPr>
             <w:r>
               <w:rPr>
-                <w:sz w:val="19"/>
+                <w:sz w:val="18"/>
+              </w:rPr>
+            </w:r>
+            <w:r>
+              <w:rPr>
+                <w:b w:val="0"/>
+                <w:sz w:val="18"/>
               </w:rPr>
               <w:t>7</w:t>
             </w:r>
@@ -1120,12 +1268,15 @@
             <w:tcW w:type="dxa" w:w="2409"/>
           </w:tcPr>
           <w:p>
-            <w:pPr>
-              <w:spacing w:after="20"/>
-            </w:pPr>
             <w:r>
               <w:rPr>
-                <w:sz w:val="19"/>
+                <w:sz w:val="18"/>
+              </w:rPr>
+            </w:r>
+            <w:r>
+              <w:rPr>
+                <w:b w:val="0"/>
+                <w:sz w:val="18"/>
               </w:rPr>
               <w:t>集圣谛（三）——无明、五种苦因与烦恼轮转</w:t>
             </w:r>
@@ -1136,12 +1287,15 @@
             <w:tcW w:type="dxa" w:w="2409"/>
           </w:tcPr>
           <w:p>
-            <w:pPr>
-              <w:spacing w:after="20"/>
-            </w:pPr>
             <w:r>
               <w:rPr>
-                <w:sz w:val="19"/>
+                <w:sz w:val="18"/>
+              </w:rPr>
+            </w:r>
+            <w:r>
+              <w:rPr>
+                <w:b w:val="0"/>
+                <w:sz w:val="18"/>
               </w:rPr>
               <w:t>指出无明，恰恰是指明出路</w:t>
             </w:r>
@@ -1152,12 +1306,15 @@
             <w:tcW w:type="dxa" w:w="2409"/>
           </w:tcPr>
           <w:p>
-            <w:pPr>
-              <w:spacing w:after="20"/>
-            </w:pPr>
             <w:r>
               <w:rPr>
-                <w:sz w:val="19"/>
+                <w:sz w:val="18"/>
+              </w:rPr>
+            </w:r>
+            <w:r>
+              <w:rPr>
+                <w:b w:val="0"/>
+                <w:sz w:val="18"/>
               </w:rPr>
               <w:t>找一句"我以为的理所当然"</w:t>
             </w:r>
@@ -1168,15 +1325,18 @@
         <w:tc>
           <w:tcPr>
             <w:tcW w:type="dxa" w:w="2409"/>
-            <w:shd w:val="clear" w:color="auto" w:fill="F2F2F2"/>
+            <w:shd w:val="clear" w:fill="F2F5FA"/>
           </w:tcPr>
           <w:p>
-            <w:pPr>
-              <w:spacing w:after="20"/>
-            </w:pPr>
             <w:r>
               <w:rPr>
-                <w:sz w:val="19"/>
+                <w:sz w:val="18"/>
+              </w:rPr>
+            </w:r>
+            <w:r>
+              <w:rPr>
+                <w:b w:val="0"/>
+                <w:sz w:val="18"/>
               </w:rPr>
               <w:t>8</w:t>
             </w:r>
@@ -1185,15 +1345,18 @@
         <w:tc>
           <w:tcPr>
             <w:tcW w:type="dxa" w:w="2409"/>
-            <w:shd w:val="clear" w:color="auto" w:fill="F2F2F2"/>
+            <w:shd w:val="clear" w:fill="F2F5FA"/>
           </w:tcPr>
           <w:p>
-            <w:pPr>
-              <w:spacing w:after="20"/>
-            </w:pPr>
             <w:r>
               <w:rPr>
-                <w:sz w:val="19"/>
+                <w:sz w:val="18"/>
+              </w:rPr>
+            </w:r>
+            <w:r>
+              <w:rPr>
+                <w:b w:val="0"/>
+                <w:sz w:val="18"/>
               </w:rPr>
               <w:t>以四圣谛看问题——苦与集的生活运用与总结</w:t>
             </w:r>
@@ -1202,15 +1365,18 @@
         <w:tc>
           <w:tcPr>
             <w:tcW w:type="dxa" w:w="2409"/>
-            <w:shd w:val="clear" w:color="auto" w:fill="F2F2F2"/>
+            <w:shd w:val="clear" w:fill="F2F5FA"/>
           </w:tcPr>
           <w:p>
-            <w:pPr>
-              <w:spacing w:after="20"/>
-            </w:pPr>
             <w:r>
               <w:rPr>
-                <w:sz w:val="19"/>
+                <w:sz w:val="18"/>
+              </w:rPr>
+            </w:r>
+            <w:r>
+              <w:rPr>
+                <w:b w:val="0"/>
+                <w:sz w:val="18"/>
               </w:rPr>
               <w:t>看问题用四圣谛，解决问题用八正道</w:t>
             </w:r>
@@ -1219,15 +1385,18 @@
         <w:tc>
           <w:tcPr>
             <w:tcW w:type="dxa" w:w="2409"/>
-            <w:shd w:val="clear" w:color="auto" w:fill="F2F2F2"/>
+            <w:shd w:val="clear" w:fill="F2F5FA"/>
           </w:tcPr>
           <w:p>
-            <w:pPr>
-              <w:spacing w:after="20"/>
-            </w:pPr>
             <w:r>
               <w:rPr>
-                <w:sz w:val="19"/>
+                <w:sz w:val="18"/>
+              </w:rPr>
+            </w:r>
+            <w:r>
+              <w:rPr>
+                <w:b w:val="0"/>
+                <w:sz w:val="18"/>
               </w:rPr>
               <w:t>五蕴转念四步＋给八周收尾</w:t>
             </w:r>
@@ -1236,408 +1405,296 @@
       </w:tr>
     </w:tbl>
     <w:p>
-      <w:pPr>
-        <w:spacing w:before="160" w:after="80"/>
-      </w:pPr>
       <w:r>
         <w:rPr>
-          <w:rFonts w:ascii="Microsoft YaHei" w:hAnsi="Microsoft YaHei" w:eastAsia="Microsoft YaHei"/>
           <w:b/>
           <w:color w:val="1F3864"/>
-          <w:sz w:val="28"/>
+          <w:sz w:val="26"/>
         </w:rPr>
         <w:t>五、心理安全提示（本系列重点）</w:t>
       </w:r>
     </w:p>
     <w:p>
       <w:pPr>
-        <w:ind w:left="340"/>
+        <w:pStyle w:val="ListBullet"/>
       </w:pPr>
       <w:r>
         <w:rPr>
-          <w:color w:val="1F3864"/>
-          <w:sz w:val="21"/>
-        </w:rPr>
-        <w:t xml:space="preserve">• </w:t>
-      </w:r>
-      <w:r>
-        <w:rPr>
           <w:b/>
-          <w:sz w:val="21"/>
         </w:rPr>
         <w:t>苦谛三周（W2-W4）涉死亡、丧失、病苦、人生意义等沉重话题</w:t>
       </w:r>
       <w:r>
         <w:rPr>
-          <w:sz w:val="21"/>
+          <w:b w:val="0"/>
         </w:rPr>
         <w:t>：分享以自愿为限、不评判、不逼问个人丧失经历；有成员情绪波动时提供"停止讨论改修慈心/呼吸放松、允许静坐或暂离"选项；主持人不得以"苦谛"否定他人的正常悲伤——如实知苦是为了离苦，不是沉溺苦。</w:t>
       </w:r>
     </w:p>
     <w:p>
       <w:pPr>
-        <w:ind w:left="340"/>
+        <w:pStyle w:val="ListBullet"/>
       </w:pPr>
       <w:r>
         <w:rPr>
-          <w:color w:val="1F3864"/>
-          <w:sz w:val="21"/>
-        </w:rPr>
-        <w:t xml:space="preserve">• </w:t>
-      </w:r>
-      <w:r>
-        <w:rPr>
           <w:b/>
-          <w:sz w:val="21"/>
         </w:rPr>
         <w:t>集谛三周（W5-W7）涉个人贪着与烦恼披露</w:t>
       </w:r>
       <w:r>
         <w:rPr>
-          <w:sz w:val="21"/>
+          <w:b w:val="0"/>
         </w:rPr>
         <w:t>：分享自愿、不评判、不给心理学诊断式解释；引导用"观察者好奇"姿态，结束时以慈心收尾。</w:t>
       </w:r>
     </w:p>
     <w:p>
       <w:pPr>
-        <w:ind w:left="340"/>
+        <w:pStyle w:val="ListBullet"/>
       </w:pPr>
       <w:r>
         <w:rPr>
-          <w:color w:val="1F3864"/>
-          <w:sz w:val="21"/>
-        </w:rPr>
-        <w:t xml:space="preserve">• </w:t>
-      </w:r>
-      <w:r>
-        <w:rPr>
           <w:b/>
-          <w:sz w:val="21"/>
         </w:rPr>
         <w:t>W7防"自我否定"</w:t>
       </w:r>
       <w:r>
         <w:rPr>
-          <w:sz w:val="21"/>
+          <w:b w:val="0"/>
         </w:rPr>
         <w:t>：无明是普遍现状，佛陀指出它恰恰是为了指明出路——"发现烦恼应该欢喜"。</w:t>
       </w:r>
     </w:p>
     <w:p>
       <w:pPr>
-        <w:ind w:left="340"/>
+        <w:pStyle w:val="ListBullet"/>
       </w:pPr>
       <w:r>
         <w:rPr>
-          <w:color w:val="1F3864"/>
-          <w:sz w:val="21"/>
-        </w:rPr>
-        <w:t xml:space="preserve">• </w:t>
-      </w:r>
-      <w:r>
-        <w:rPr>
           <w:b/>
-          <w:sz w:val="21"/>
         </w:rPr>
         <w:t>W8涉旧伤案例（童年体罚）</w:t>
       </w:r>
       <w:r>
         <w:rPr>
-          <w:sz w:val="21"/>
+          <w:b w:val="0"/>
         </w:rPr>
         <w:t>：拆自己的见是修行，指认别人的见是冒犯；收官周更要守住"不比收获、不逼分享"。</w:t>
       </w:r>
     </w:p>
     <w:p>
-      <w:pPr>
-        <w:spacing w:before="160" w:after="80"/>
-      </w:pPr>
       <w:r>
         <w:rPr>
-          <w:rFonts w:ascii="Microsoft YaHei" w:hAnsi="Microsoft YaHei" w:eastAsia="Microsoft YaHei"/>
           <w:b/>
           <w:color w:val="1F3864"/>
-          <w:sz w:val="28"/>
+          <w:sz w:val="26"/>
         </w:rPr>
         <w:t>六、多机/多系列边界（供组织者与延伸阅读参考）</w:t>
       </w:r>
     </w:p>
     <w:p>
       <w:pPr>
-        <w:ind w:left="340"/>
+        <w:pStyle w:val="ListBullet"/>
       </w:pPr>
       <w:r>
         <w:rPr>
-          <w:color w:val="1F3864"/>
-          <w:sz w:val="21"/>
-        </w:rPr>
-        <w:t xml:space="preserve">• </w:t>
-      </w:r>
-      <w:r>
-        <w:rPr>
-          <w:sz w:val="21"/>
+          <w:b w:val="0"/>
         </w:rPr>
         <w:t>本系列（08）主讲"苦圣谛＋集圣谛"；灭圣谛与道圣谛的义理展开在</w:t>
       </w:r>
       <w:r>
         <w:rPr>
           <w:b/>
-          <w:sz w:val="21"/>
         </w:rPr>
         <w:t>读书会09《四圣谛（二）——灭与道》</w:t>
       </w:r>
       <w:r>
         <w:rPr>
-          <w:sz w:val="21"/>
+          <w:b w:val="0"/>
         </w:rPr>
         <w:t>——W8只作展望，不在本系列展开。</w:t>
       </w:r>
     </w:p>
     <w:p>
       <w:pPr>
-        <w:ind w:left="340"/>
+        <w:pStyle w:val="ListBullet"/>
       </w:pPr>
       <w:r>
         <w:rPr>
-          <w:color w:val="1F3864"/>
-          <w:sz w:val="21"/>
-        </w:rPr>
-        <w:t xml:space="preserve">• </w:t>
-      </w:r>
-      <w:r>
-        <w:rPr>
-          <w:sz w:val="21"/>
+          <w:b w:val="0"/>
         </w:rPr>
         <w:t>196讲共修版PDF由</w:t>
       </w:r>
       <w:r>
         <w:rPr>
           <w:b/>
-          <w:sz w:val="21"/>
         </w:rPr>
         <w:t>读书会07</w:t>
       </w:r>
       <w:r>
         <w:rPr>
-          <w:sz w:val="21"/>
+          <w:b w:val="0"/>
         </w:rPr>
         <w:t>收官周使用（四念处整合实修视角）；本系列W8使用其应用版PDF（生活运用视角），分工不同。</w:t>
       </w:r>
     </w:p>
     <w:p>
       <w:pPr>
-        <w:ind w:left="340"/>
+        <w:pStyle w:val="ListBullet"/>
       </w:pPr>
       <w:r>
         <w:rPr>
-          <w:color w:val="1F3864"/>
-          <w:sz w:val="21"/>
-        </w:rPr>
-        <w:t xml:space="preserve">• </w:t>
-      </w:r>
-      <w:r>
-        <w:rPr>
-          <w:sz w:val="21"/>
+          <w:b w:val="0"/>
         </w:rPr>
         <w:t>《应作慈爱经》整篇共读归</w:t>
       </w:r>
       <w:r>
         <w:rPr>
           <w:b/>
-          <w:sz w:val="21"/>
         </w:rPr>
         <w:t>读书会02（慈心禅修习）</w:t>
       </w:r>
       <w:r>
         <w:rPr>
-          <w:sz w:val="21"/>
+          <w:b w:val="0"/>
         </w:rPr>
         <w:t>；身念处/受念处修法详见</w:t>
       </w:r>
       <w:r>
         <w:rPr>
           <w:b/>
-          <w:sz w:val="21"/>
         </w:rPr>
         <w:t>读书会06</w:t>
       </w:r>
       <w:r>
         <w:rPr>
-          <w:sz w:val="21"/>
+          <w:b w:val="0"/>
         </w:rPr>
         <w:t>。</w:t>
       </w:r>
     </w:p>
     <w:p>
-      <w:pPr>
-        <w:spacing w:before="160" w:after="80"/>
-      </w:pPr>
       <w:r>
         <w:rPr>
-          <w:rFonts w:ascii="Microsoft YaHei" w:hAnsi="Microsoft YaHei" w:eastAsia="Microsoft YaHei"/>
           <w:b/>
           <w:color w:val="1F3864"/>
-          <w:sz w:val="28"/>
+          <w:sz w:val="26"/>
         </w:rPr>
         <w:t>七、出勤与人数建议</w:t>
       </w:r>
     </w:p>
     <w:p>
       <w:pPr>
-        <w:ind w:left="340"/>
+        <w:pStyle w:val="ListBullet"/>
       </w:pPr>
       <w:r>
         <w:rPr>
-          <w:color w:val="1F3864"/>
-          <w:sz w:val="21"/>
-        </w:rPr>
-        <w:t xml:space="preserve">• </w:t>
-      </w:r>
-      <w:r>
-        <w:rPr>
-          <w:sz w:val="21"/>
+          <w:b w:val="0"/>
         </w:rPr>
         <w:t>6-12人为宜；8人以上时第一轮分享改为"每人一句话"。</w:t>
       </w:r>
     </w:p>
     <w:p>
       <w:pPr>
-        <w:ind w:left="340"/>
+        <w:pStyle w:val="ListBullet"/>
       </w:pPr>
       <w:r>
         <w:rPr>
-          <w:color w:val="1F3864"/>
-          <w:sz w:val="21"/>
-        </w:rPr>
-        <w:t xml:space="preserve">• </w:t>
-      </w:r>
-      <w:r>
-        <w:rPr>
-          <w:sz w:val="21"/>
+          <w:b w:val="0"/>
         </w:rPr>
         <w:t>缺席不补课制：缺席者拿资料包自学即可，回组时不必"补分享"——降低门槛，长期才有生命力。</w:t>
       </w:r>
     </w:p>
     <w:p>
-      <w:pPr>
-        <w:spacing w:before="160" w:after="80"/>
-      </w:pPr>
       <w:r>
         <w:rPr>
-          <w:rFonts w:ascii="Microsoft YaHei" w:hAnsi="Microsoft YaHei" w:eastAsia="Microsoft YaHei"/>
           <w:b/>
           <w:color w:val="1F3864"/>
-          <w:sz w:val="28"/>
+          <w:sz w:val="26"/>
         </w:rPr>
         <w:t>八、资料使用</w:t>
       </w:r>
     </w:p>
     <w:p>
       <w:pPr>
-        <w:ind w:left="340"/>
+        <w:pStyle w:val="ListNumber"/>
       </w:pPr>
       <w:r>
         <w:rPr>
-          <w:b/>
-          <w:sz w:val="21"/>
-        </w:rPr>
-        <w:t xml:space="preserve">1. </w:t>
-      </w:r>
-      <w:r>
-        <w:rPr>
-          <w:sz w:val="21"/>
+          <w:b w:val="0"/>
         </w:rPr>
         <w:t>每周两版文档：</w:t>
       </w:r>
       <w:r>
         <w:rPr>
           <w:b/>
-          <w:sz w:val="21"/>
         </w:rPr>
         <w:t>主持人版</w:t>
       </w:r>
       <w:r>
         <w:rPr>
-          <w:sz w:val="21"/>
+          <w:b w:val="0"/>
         </w:rPr>
         <w:t>（含速览/时间弹性/特别提醒）与</w:t>
       </w:r>
       <w:r>
         <w:rPr>
           <w:b/>
-          <w:sz w:val="21"/>
         </w:rPr>
         <w:t>学员版</w:t>
       </w:r>
       <w:r>
         <w:rPr>
-          <w:sz w:val="21"/>
+          <w:b w:val="0"/>
         </w:rPr>
         <w:t>（末尾附延伸阅读），共读原文两版逐字一致。</w:t>
       </w:r>
     </w:p>
     <w:p>
       <w:pPr>
-        <w:ind w:left="340"/>
+        <w:pStyle w:val="ListNumber"/>
       </w:pPr>
       <w:r>
         <w:rPr>
-          <w:b/>
-          <w:sz w:val="21"/>
-        </w:rPr>
-        <w:t xml:space="preserve">2. </w:t>
-      </w:r>
-      <w:r>
-        <w:rPr>
-          <w:sz w:val="21"/>
+          <w:b w:val="0"/>
         </w:rPr>
         <w:t>全部共读原文另汇编于</w:t>
       </w:r>
       <w:r>
         <w:rPr>
           <w:b/>
-          <w:sz w:val="21"/>
         </w:rPr>
         <w:t>《原文全集》</w:t>
       </w:r>
       <w:r>
         <w:rPr>
-          <w:sz w:val="21"/>
+          <w:b w:val="0"/>
         </w:rPr>
         <w:t>，按周编排，标注出处与media_id。</w:t>
       </w:r>
     </w:p>
     <w:p>
       <w:pPr>
-        <w:ind w:left="340"/>
+        <w:pStyle w:val="ListNumber"/>
       </w:pPr>
       <w:r>
         <w:rPr>
-          <w:b/>
-          <w:sz w:val="21"/>
-        </w:rPr>
-        <w:t xml:space="preserve">3. </w:t>
-      </w:r>
-      <w:r>
-        <w:rPr>
-          <w:sz w:val="21"/>
+          <w:b w:val="0"/>
         </w:rPr>
         <w:t>不设置任何外部链接；需要核对原文出处时，按文中"打开方式"在 ima 知识库「古源尊者开示及上座部佛教资料」搜索即可。</w:t>
       </w:r>
     </w:p>
     <w:p>
       <w:pPr>
-        <w:spacing w:before="40" w:after="80"/>
-        <w:ind w:left="283"/>
-        <w:shd w:val="clear" w:color="auto" w:fill="EEF2F8"/>
+        <w:ind w:left="170"/>
         <w:pBdr>
-          <w:left w:val="single" w:sz="20" w:space="6" w:color="1F3864"/>
+          <w:left w:val="single" w:sz="18" w:space="4" w:color="1F3864"/>
         </w:pBdr>
+        <w:shd w:val="clear" w:fill="F2F5FA"/>
       </w:pPr>
       <w:r>
         <w:rPr>
-          <w:sz w:val="20"/>
+          <w:b w:val="0"/>
         </w:rPr>
         <w:t>愿这一期读书会平稳、温暖、如实。Sādhu！Sādhu！Sādhu！</w:t>
       </w:r>
@@ -1661,7 +1718,11 @@
       <w:pStyle w:val="Footer"/>
       <w:jc w:val="center"/>
     </w:pPr>
-    <w:fldSimple w:instr="PAGE"/>
+    <w:r>
+      <w:fldChar w:fldCharType="begin"/>
+      <w:instrText xml:space="preserve">PAGE</w:instrText>
+      <w:fldChar w:fldCharType="end"/>
+    </w:r>
   </w:p>
 </w:ftr>
 </file>
@@ -1675,10 +1736,10 @@
     </w:pPr>
     <w:r>
       <w:rPr>
-        <w:color w:val="808080"/>
+        <w:color w:val="1F3864"/>
         <w:sz w:val="16"/>
       </w:rPr>
-      <w:t>读书会08·主持人总指南（朗读优化版）</w:t>
+      <w:t>读书会08 · 主持人总指南 · 朗读优化版（8周版）</w:t>
     </w:r>
   </w:p>
 </w:hdr>
@@ -2047,11 +2108,8 @@
     <w:name w:val="Normal"/>
     <w:qFormat/>
     <w:rsid w:val="00FC693F"/>
-    <w:pPr>
-      <w:spacing w:line="324" w:lineRule="auto" w:after="60"/>
-    </w:pPr>
     <w:rPr>
-      <w:rFonts w:ascii="Microsoft YaHei" w:hAnsi="Microsoft YaHei" w:eastAsia="Microsoft YaHei"/>
+      <w:rFonts w:ascii="等线" w:hAnsi="等线" w:eastAsia="宋体"/>
       <w:sz w:val="21"/>
     </w:rPr>
   </w:style>
